--- a/downloads/research/kyle-hobson-research-resume.docx
+++ b/downloads/research/kyle-hobson-research-resume.docx
@@ -317,7 +317,7 @@
         <w:pStyle w:val="Heading2"/>
       </w:pPr>
       <w:r>
-        <w:t>Arizona State University — Learning Innovations</w:t>
+        <w:t>Arizona State University, Learning Innovations</w:t>
       </w:r>
     </w:p>
     <w:p>
@@ -356,7 +356,7 @@
         <w:pStyle w:val="Heading2"/>
       </w:pPr>
       <w:r>
-        <w:t>Arizona State University — Knowledge Enterprise</w:t>
+        <w:t>Arizona State University, Knowledge Enterprise</w:t>
       </w:r>
     </w:p>
     <w:p>
